--- a/Taller_3/Informe Taller 3.docx
+++ b/Taller_3/Informe Taller 3.docx
@@ -264,7 +264,15 @@
           <w:b/>
           <w:bCs/>
         </w:rPr>
-        <w:t xml:space="preserve">Definición de la estructura del dataset: </w:t>
+        <w:t>Definición de la estructura del dataset</w:t>
+      </w:r>
+      <w:r>
+        <w:rPr>
+          <w:rFonts w:ascii="Arial" w:hAnsi="Arial" w:cs="Arial"/>
+          <w:b/>
+          <w:bCs/>
+        </w:rPr>
+        <w:t xml:space="preserve">: </w:t>
       </w:r>
       <w:r>
         <w:rPr>
@@ -5285,7 +5293,15 @@
           <w:b/>
           <w:bCs/>
         </w:rPr>
-        <w:t>Detección de registros duplicados y/o faltantes</w:t>
+        <w:t>Detección de registros duplicados</w:t>
+      </w:r>
+      <w:r>
+        <w:rPr>
+          <w:rFonts w:ascii="Arial" w:hAnsi="Arial" w:cs="Arial"/>
+          <w:b/>
+          <w:bCs/>
+        </w:rPr>
+        <w:t xml:space="preserve"> y/o faltantes</w:t>
       </w:r>
       <w:r>
         <w:rPr>
@@ -5299,7 +5315,19 @@
         <w:rPr>
           <w:rFonts w:ascii="Arial" w:hAnsi="Arial" w:cs="Arial"/>
         </w:rPr>
-        <w:t>Con el fin de evaluar la calidad y completitud del conjunto de datos, se realizó una revisión de registros duplicados y valores faltantes. La verificación no identificó observaciones repetidas, lo que indica que cada registro corresponde a un solicitante de crédito único y evita posibles sesgos asociados a la sobrerrepresentación de ciertos individuos en el análisis.</w:t>
+        <w:t xml:space="preserve">Con el fin de evaluar la calidad y completitud del conjunto de datos, se realizó una revisión de registros duplicados y valores faltantes. La verificación no identificó observaciones repetidas, lo que indica que cada registro corresponde a un solicitante de crédito único y evita posibles sesgos asociados a la </w:t>
+      </w:r>
+      <w:r>
+        <w:rPr>
+          <w:rFonts w:ascii="Arial" w:hAnsi="Arial" w:cs="Arial"/>
+        </w:rPr>
+        <w:t>sobrerrepresentación</w:t>
+      </w:r>
+      <w:r>
+        <w:rPr>
+          <w:rFonts w:ascii="Arial" w:hAnsi="Arial" w:cs="Arial"/>
+        </w:rPr>
+        <w:t xml:space="preserve"> de ciertos individuos en el análisis.</w:t>
       </w:r>
     </w:p>
     <w:p>
@@ -8370,7 +8398,13 @@
         <w:rPr>
           <w:rFonts w:ascii="Arial" w:hAnsi="Arial" w:cs="Arial"/>
         </w:rPr>
-        <w:t>, se observó que el 39,4% de los clientes no posee cuenta corriente, mientras que el 27,4% presenta saldos inferiores a cero y el 26,9% mantiene saldos entre 0 y 200 DM. Solamente el 6,3% dispone de saldos superiores a 200 DM, lo que sugiere que una proporción importante de los solicitantes presenta una capacidad financiera limitada.</w:t>
+        <w:t>,</w:t>
+      </w:r>
+      <w:r>
+        <w:rPr>
+          <w:rFonts w:ascii="Arial" w:hAnsi="Arial" w:cs="Arial"/>
+        </w:rPr>
+        <w:t xml:space="preserve"> se observó que el 39,4% de los clientes no posee cuenta corriente, mientras que el 27,4% presenta saldos inferiores a cero y el 26,9% mantiene saldos entre 0 y 200 DM. Solamente el 6,3% dispone de saldos superiores a 200 DM, lo que sugiere que una proporción importante de los solicitantes presenta una capacidad financiera limitada.</w:t>
       </w:r>
     </w:p>
     <w:p>
@@ -9986,7 +10020,6 @@
   <w:style w:type="character" w:default="1" w:styleId="Fuentedeprrafopredeter">
     <w:name w:val="Default Paragraph Font"/>
     <w:uiPriority w:val="1"/>
-    <w:semiHidden/>
     <w:unhideWhenUsed/>
   </w:style>
   <w:style w:type="table" w:default="1" w:styleId="Tablanormal">
